--- a/Documentación/casos-de-uso/00__CU_Portal_Web_PLANTILLA.docx
+++ b/Documentación/casos-de-uso/00__CU_Portal_Web_PLANTILLA.docx
@@ -1254,20 +1254,86 @@
     </w:p>
     <w:p>
       <w:pPr>
-        <w:spacing w:after="60"/>
-        <w:ind w:left="360"/>
-      </w:pPr>
-      <w:r>
-        <w:t>FB1. El usuario externo ingresa al sitio web de la clínica.</w:t>
-      </w:r>
-    </w:p>
-    <w:p>
-      <w:pPr>
-        <w:spacing w:after="60"/>
-        <w:ind w:left="360"/>
-      </w:pPr>
-      <w:r>
-        <w:t>FB2. El sistema muestra la página de inicio con las opciones disponibles.</w:t>
+        <w:pStyle w:val="Prrafodelista"/>
+        <w:numPr>
+          <w:ilvl w:val="0"/>
+          <w:numId w:val="11"/>
+        </w:numPr>
+        <w:spacing w:after="80"/>
+      </w:pPr>
+      <w:r>
+        <w:t xml:space="preserve">El usuario externo ingresa al sitio web de la clínica. </w:t>
+      </w:r>
+    </w:p>
+    <w:p>
+      <w:pPr>
+        <w:pStyle w:val="Prrafodelista"/>
+        <w:numPr>
+          <w:ilvl w:val="0"/>
+          <w:numId w:val="11"/>
+        </w:numPr>
+        <w:spacing w:after="80"/>
+      </w:pPr>
+      <w:r>
+        <w:t xml:space="preserve">El sistema muestra la página de inicio con las opciones disponibles. [RN01] </w:t>
+      </w:r>
+    </w:p>
+    <w:p>
+      <w:pPr>
+        <w:pStyle w:val="Prrafodelista"/>
+        <w:numPr>
+          <w:ilvl w:val="0"/>
+          <w:numId w:val="11"/>
+        </w:numPr>
+        <w:spacing w:after="80"/>
+      </w:pPr>
+      <w:r>
+        <w:t xml:space="preserve">El usuario externo selecciona la opción "Agendar cita en línea". </w:t>
+      </w:r>
+    </w:p>
+    <w:p>
+      <w:pPr>
+        <w:pStyle w:val="Prrafodelista"/>
+        <w:numPr>
+          <w:ilvl w:val="0"/>
+          <w:numId w:val="11"/>
+        </w:numPr>
+        <w:spacing w:after="80"/>
+      </w:pPr>
+      <w:r>
+        <w:t xml:space="preserve">El sistema muestra las fechas y horarios disponibles. [RN23] </w:t>
+      </w:r>
+    </w:p>
+    <w:p>
+      <w:pPr>
+        <w:pStyle w:val="Prrafodelista"/>
+        <w:numPr>
+          <w:ilvl w:val="0"/>
+          <w:numId w:val="11"/>
+        </w:numPr>
+        <w:spacing w:after="80"/>
+      </w:pPr>
+      <w:r>
+        <w:t>El usuario externo selecciona la fecha y horario de su preferencia</w:t>
+      </w:r>
+      <w:r>
+        <w:t xml:space="preserve"> e ingresa el motivo de la cita</w:t>
+      </w:r>
+      <w:r>
+        <w:t xml:space="preserve">. </w:t>
+      </w:r>
+    </w:p>
+    <w:p>
+      <w:pPr>
+        <w:pStyle w:val="Prrafodelista"/>
+        <w:numPr>
+          <w:ilvl w:val="0"/>
+          <w:numId w:val="11"/>
+        </w:numPr>
+        <w:spacing w:after="80"/>
+      </w:pPr>
+      <w:r>
+        <w:t xml:space="preserve">El sistema valida los datos del formulario. </w:t>
       </w:r>
       <w:r>
         <w:rPr>
@@ -1275,25 +1341,23 @@
           <w:bCs/>
           <w:color w:val="185FA5"/>
         </w:rPr>
-        <w:t xml:space="preserve">  [RN01]</w:t>
-      </w:r>
-    </w:p>
-    <w:p>
-      <w:pPr>
-        <w:spacing w:after="60"/>
-        <w:ind w:left="360"/>
-      </w:pPr>
-      <w:r>
-        <w:t>FB3. El usuario externo selecciona la opción "Agendar cita en línea".</w:t>
-      </w:r>
-    </w:p>
-    <w:p>
-      <w:pPr>
-        <w:spacing w:after="60"/>
-        <w:ind w:left="360"/>
-      </w:pPr>
-      <w:r>
-        <w:t>FB4. El sistema muestra las fechas y horarios disponibles.</w:t>
+        <w:t>[RN05]</w:t>
+      </w:r>
+      <w:r>
+        <w:t xml:space="preserve"> </w:t>
+      </w:r>
+    </w:p>
+    <w:p>
+      <w:pPr>
+        <w:pStyle w:val="Prrafodelista"/>
+        <w:numPr>
+          <w:ilvl w:val="0"/>
+          <w:numId w:val="11"/>
+        </w:numPr>
+        <w:spacing w:after="80"/>
+      </w:pPr>
+      <w:r>
+        <w:t xml:space="preserve">El sistema muestra el resumen de la cita y consulta al usuario externo si desea cambiar algún dato antes de continuar. </w:t>
       </w:r>
       <w:r>
         <w:rPr>
@@ -1301,25 +1365,36 @@
           <w:bCs/>
           <w:color w:val="185FA5"/>
         </w:rPr>
-        <w:t xml:space="preserve">  [RN23]</w:t>
-      </w:r>
-    </w:p>
-    <w:p>
-      <w:pPr>
-        <w:spacing w:after="60"/>
-        <w:ind w:left="360"/>
-      </w:pPr>
-      <w:r>
-        <w:t>FB5. El usuario externo selecciona la fecha y horario de su preferencia.</w:t>
-      </w:r>
-    </w:p>
-    <w:p>
-      <w:pPr>
-        <w:spacing w:after="60"/>
-        <w:ind w:left="360"/>
-      </w:pPr>
-      <w:r>
-        <w:t>FB6. El sistema valida todos los datos del formulario.</w:t>
+        <w:t>[FA01]</w:t>
+      </w:r>
+      <w:r>
+        <w:t xml:space="preserve"> </w:t>
+      </w:r>
+    </w:p>
+    <w:p>
+      <w:pPr>
+        <w:pStyle w:val="Prrafodelista"/>
+        <w:numPr>
+          <w:ilvl w:val="0"/>
+          <w:numId w:val="11"/>
+        </w:numPr>
+        <w:spacing w:after="80"/>
+      </w:pPr>
+      <w:r>
+        <w:t xml:space="preserve">El usuario externo confirma su selección. </w:t>
+      </w:r>
+    </w:p>
+    <w:p>
+      <w:pPr>
+        <w:pStyle w:val="Prrafodelista"/>
+        <w:numPr>
+          <w:ilvl w:val="0"/>
+          <w:numId w:val="11"/>
+        </w:numPr>
+        <w:spacing w:after="80"/>
+      </w:pPr>
+      <w:r>
+        <w:t xml:space="preserve">El sistema verifica si el usuario externo está logueado. </w:t>
       </w:r>
       <w:r>
         <w:rPr>
@@ -1327,16 +1402,23 @@
           <w:bCs/>
           <w:color w:val="185FA5"/>
         </w:rPr>
-        <w:t xml:space="preserve">  [RN26] [RN05] [RN02]</w:t>
-      </w:r>
-    </w:p>
-    <w:p>
-      <w:pPr>
-        <w:spacing w:after="60"/>
-        <w:ind w:left="360"/>
-      </w:pPr>
-      <w:r>
-        <w:t>FB7. El sistema muestra el resumen de la cita y consulta al paciente si desea cambiar algún dato antes de continuar.</w:t>
+        <w:t>[FA03]</w:t>
+      </w:r>
+      <w:r>
+        <w:t xml:space="preserve"> </w:t>
+      </w:r>
+    </w:p>
+    <w:p>
+      <w:pPr>
+        <w:pStyle w:val="Prrafodelista"/>
+        <w:numPr>
+          <w:ilvl w:val="0"/>
+          <w:numId w:val="11"/>
+        </w:numPr>
+        <w:spacing w:after="80"/>
+      </w:pPr>
+      <w:r>
+        <w:t xml:space="preserve">El usuario externo ingresa los datos de su tarjeta en la pantalla de pago. </w:t>
       </w:r>
       <w:r>
         <w:rPr>
@@ -1344,74 +1426,68 @@
           <w:bCs/>
           <w:color w:val="185FA5"/>
         </w:rPr>
-        <w:t xml:space="preserve">  [FA01]</w:t>
-      </w:r>
-    </w:p>
-    <w:p>
-      <w:pPr>
-        <w:spacing w:after="60"/>
+        <w:t>[FA02]</w:t>
+      </w:r>
+      <w:r>
+        <w:t xml:space="preserve"> </w:t>
+      </w:r>
+    </w:p>
+    <w:p>
+      <w:pPr>
+        <w:pStyle w:val="Prrafodelista"/>
+        <w:numPr>
+          <w:ilvl w:val="0"/>
+          <w:numId w:val="11"/>
+        </w:numPr>
+        <w:spacing w:after="80"/>
+      </w:pPr>
+      <w:r>
+        <w:t xml:space="preserve">El sistema confirma que el pago fue exitoso. </w:t>
+      </w:r>
+    </w:p>
+    <w:p>
+      <w:pPr>
+        <w:pStyle w:val="Prrafodelista"/>
+        <w:numPr>
+          <w:ilvl w:val="0"/>
+          <w:numId w:val="11"/>
+        </w:numPr>
+        <w:spacing w:after="80"/>
+      </w:pPr>
+      <w:r>
+        <w:t xml:space="preserve">El sistema genera un código QR único para la cita y lo envía al correo electrónico del paciente. </w:t>
+      </w:r>
+    </w:p>
+    <w:p>
+      <w:pPr>
+        <w:pStyle w:val="Prrafodelista"/>
+        <w:numPr>
+          <w:ilvl w:val="0"/>
+          <w:numId w:val="11"/>
+        </w:numPr>
+        <w:spacing w:after="80"/>
+      </w:pPr>
+      <w:r>
+        <w:t xml:space="preserve">El paciente recibe la confirmación de su cita y el código QR en pantalla y por correo. </w:t>
+      </w:r>
+    </w:p>
+    <w:p>
+      <w:pPr>
+        <w:pStyle w:val="Prrafodelista"/>
+        <w:numPr>
+          <w:ilvl w:val="0"/>
+          <w:numId w:val="11"/>
+        </w:numPr>
+        <w:spacing w:after="80"/>
+      </w:pPr>
+      <w:r>
+        <w:t>Fin del caso de uso.</w:t>
+      </w:r>
+    </w:p>
+    <w:p>
+      <w:pPr>
+        <w:spacing w:after="80"/>
         <w:ind w:left="360"/>
-      </w:pPr>
-      <w:r>
-        <w:t>FB8. El usuario externo confirma su selección y procede al pago en línea.</w:t>
-      </w:r>
-    </w:p>
-    <w:p>
-      <w:pPr>
-        <w:spacing w:after="60"/>
-        <w:ind w:left="360"/>
-      </w:pPr>
-      <w:r>
-        <w:t>FB9. El usuario externo ingresa los datos de su tarjeta en la pantalla de pago.</w:t>
-      </w:r>
-      <w:r>
-        <w:rPr>
-          <w:b/>
-          <w:bCs/>
-          <w:color w:val="185FA5"/>
-        </w:rPr>
-        <w:t xml:space="preserve">  [FA02]</w:t>
-      </w:r>
-    </w:p>
-    <w:p>
-      <w:pPr>
-        <w:spacing w:after="60"/>
-        <w:ind w:left="360"/>
-      </w:pPr>
-      <w:r>
-        <w:t>FB10. El sistema confirma que el pago fue exitoso.</w:t>
-      </w:r>
-    </w:p>
-    <w:p>
-      <w:pPr>
-        <w:spacing w:after="60"/>
-        <w:ind w:left="360"/>
-      </w:pPr>
-      <w:r>
-        <w:t>FB11. El sistema genera un código QR único para la cita y lo envía al correo electrónico del paciente.</w:t>
-      </w:r>
-    </w:p>
-    <w:p>
-      <w:pPr>
-        <w:spacing w:after="60"/>
-        <w:ind w:left="360"/>
-      </w:pPr>
-      <w:r>
-        <w:t>FB12. El paciente recibe la confirmación de su cita y el código QR en pantalla y por correo.</w:t>
-      </w:r>
-    </w:p>
-    <w:p>
-      <w:pPr>
-        <w:spacing w:after="60"/>
-        <w:ind w:left="360"/>
-      </w:pPr>
-      <w:r>
-        <w:t>FB13. Fin del caso de uso.</w:t>
-      </w:r>
-    </w:p>
-    <w:p>
-      <w:pPr>
-        <w:spacing w:after="80"/>
       </w:pPr>
     </w:p>
     <w:p>
@@ -1470,7 +1546,7 @@
         <w:ind w:left="360"/>
       </w:pPr>
       <w:r>
-        <w:t>2. El sistema regresa al paso FB4 del Flujo Normal.</w:t>
+        <w:t>2. El sistema regresa al paso 4 del Flujo Normal.</w:t>
       </w:r>
     </w:p>
     <w:p>
@@ -1527,8 +1603,82 @@
     </w:p>
     <w:p>
       <w:pPr>
+        <w:spacing w:after="60"/>
+        <w:ind w:left="360"/>
+      </w:pPr>
+    </w:p>
+    <w:p>
+      <w:pPr>
         <w:spacing w:after="80"/>
       </w:pPr>
+      <w:r>
+        <w:rPr>
+          <w:b/>
+          <w:bCs/>
+        </w:rPr>
+        <w:t>FA03 — Usuario externo no está logueado</w:t>
+      </w:r>
+      <w:r>
+        <w:t xml:space="preserve"> </w:t>
+      </w:r>
+    </w:p>
+    <w:p>
+      <w:pPr>
+        <w:pStyle w:val="Prrafodelista"/>
+        <w:numPr>
+          <w:ilvl w:val="0"/>
+          <w:numId w:val="10"/>
+        </w:numPr>
+        <w:spacing w:after="80"/>
+      </w:pPr>
+      <w:r>
+        <w:t xml:space="preserve">El sistema detecta que el usuario externo no ha iniciado sesión. </w:t>
+      </w:r>
+    </w:p>
+    <w:p>
+      <w:pPr>
+        <w:pStyle w:val="Prrafodelista"/>
+        <w:numPr>
+          <w:ilvl w:val="0"/>
+          <w:numId w:val="10"/>
+        </w:numPr>
+        <w:spacing w:after="80"/>
+      </w:pPr>
+      <w:r>
+        <w:t xml:space="preserve">El sistema redirige al usuario externo a la página de inicio de sesión. </w:t>
+      </w:r>
+    </w:p>
+    <w:p>
+      <w:pPr>
+        <w:pStyle w:val="Prrafodelista"/>
+        <w:numPr>
+          <w:ilvl w:val="0"/>
+          <w:numId w:val="10"/>
+        </w:numPr>
+        <w:spacing w:after="80"/>
+      </w:pPr>
+      <w:r>
+        <w:t xml:space="preserve">El usuario externo ingresa sus credenciales o se registra si no tiene una cuenta. </w:t>
+      </w:r>
+    </w:p>
+    <w:p>
+      <w:pPr>
+        <w:pStyle w:val="Prrafodelista"/>
+        <w:numPr>
+          <w:ilvl w:val="0"/>
+          <w:numId w:val="10"/>
+        </w:numPr>
+        <w:spacing w:after="80"/>
+      </w:pPr>
+      <w:r>
+        <w:t>Una vez autenticado, el usuario externo regresa al paso 1</w:t>
+      </w:r>
+      <w:r>
+        <w:t>0</w:t>
+      </w:r>
+      <w:r>
+        <w:t xml:space="preserve"> para proceder con el pago.</w:t>
+      </w:r>
     </w:p>
     <w:p>
       <w:pPr>
@@ -1569,6 +1719,7 @@
         <w:spacing w:after="60"/>
       </w:pPr>
       <w:r>
+        <w:lastRenderedPageBreak/>
         <w:t>El paciente recibe la confirmación de su cita y el código QR en su correo electrónico.</w:t>
       </w:r>
     </w:p>
@@ -1634,7 +1785,6 @@
         <w:ind w:left="360"/>
       </w:pPr>
       <w:r>
-        <w:lastRenderedPageBreak/>
         <w:t>El proceso de pago en línea debe cumplir con los estándares de seguridad correspondientes para proteger los datos de la tarjeta del paciente.</w:t>
       </w:r>
     </w:p>
@@ -1979,6 +2129,95 @@
     </w:lvl>
   </w:abstractNum>
   <w:abstractNum w:abstractNumId="1" w15:restartNumberingAfterBreak="0">
+    <w:nsid w:val="2A2D2C21"/>
+    <w:multiLevelType w:val="hybridMultilevel"/>
+    <w:tmpl w:val="FA1486A6"/>
+    <w:lvl w:ilvl="0" w:tplc="100A000F">
+      <w:start w:val="1"/>
+      <w:numFmt w:val="decimal"/>
+      <w:lvlText w:val="%1."/>
+      <w:lvlJc w:val="left"/>
+      <w:pPr>
+        <w:ind w:left="720" w:hanging="360"/>
+      </w:pPr>
+      <w:rPr>
+        <w:rFonts w:hint="default"/>
+      </w:rPr>
+    </w:lvl>
+    <w:lvl w:ilvl="1" w:tplc="100A0019" w:tentative="1">
+      <w:start w:val="1"/>
+      <w:numFmt w:val="lowerLetter"/>
+      <w:lvlText w:val="%2."/>
+      <w:lvlJc w:val="left"/>
+      <w:pPr>
+        <w:ind w:left="1440" w:hanging="360"/>
+      </w:pPr>
+    </w:lvl>
+    <w:lvl w:ilvl="2" w:tplc="100A001B" w:tentative="1">
+      <w:start w:val="1"/>
+      <w:numFmt w:val="lowerRoman"/>
+      <w:lvlText w:val="%3."/>
+      <w:lvlJc w:val="right"/>
+      <w:pPr>
+        <w:ind w:left="2160" w:hanging="180"/>
+      </w:pPr>
+    </w:lvl>
+    <w:lvl w:ilvl="3" w:tplc="100A000F" w:tentative="1">
+      <w:start w:val="1"/>
+      <w:numFmt w:val="decimal"/>
+      <w:lvlText w:val="%4."/>
+      <w:lvlJc w:val="left"/>
+      <w:pPr>
+        <w:ind w:left="2880" w:hanging="360"/>
+      </w:pPr>
+    </w:lvl>
+    <w:lvl w:ilvl="4" w:tplc="100A0019" w:tentative="1">
+      <w:start w:val="1"/>
+      <w:numFmt w:val="lowerLetter"/>
+      <w:lvlText w:val="%5."/>
+      <w:lvlJc w:val="left"/>
+      <w:pPr>
+        <w:ind w:left="3600" w:hanging="360"/>
+      </w:pPr>
+    </w:lvl>
+    <w:lvl w:ilvl="5" w:tplc="100A001B" w:tentative="1">
+      <w:start w:val="1"/>
+      <w:numFmt w:val="lowerRoman"/>
+      <w:lvlText w:val="%6."/>
+      <w:lvlJc w:val="right"/>
+      <w:pPr>
+        <w:ind w:left="4320" w:hanging="180"/>
+      </w:pPr>
+    </w:lvl>
+    <w:lvl w:ilvl="6" w:tplc="100A000F" w:tentative="1">
+      <w:start w:val="1"/>
+      <w:numFmt w:val="decimal"/>
+      <w:lvlText w:val="%7."/>
+      <w:lvlJc w:val="left"/>
+      <w:pPr>
+        <w:ind w:left="5040" w:hanging="360"/>
+      </w:pPr>
+    </w:lvl>
+    <w:lvl w:ilvl="7" w:tplc="100A0019" w:tentative="1">
+      <w:start w:val="1"/>
+      <w:numFmt w:val="lowerLetter"/>
+      <w:lvlText w:val="%8."/>
+      <w:lvlJc w:val="left"/>
+      <w:pPr>
+        <w:ind w:left="5760" w:hanging="360"/>
+      </w:pPr>
+    </w:lvl>
+    <w:lvl w:ilvl="8" w:tplc="100A001B" w:tentative="1">
+      <w:start w:val="1"/>
+      <w:numFmt w:val="lowerRoman"/>
+      <w:lvlText w:val="%9."/>
+      <w:lvlJc w:val="right"/>
+      <w:pPr>
+        <w:ind w:left="6480" w:hanging="180"/>
+      </w:pPr>
+    </w:lvl>
+  </w:abstractNum>
+  <w:abstractNum w:abstractNumId="2" w15:restartNumberingAfterBreak="0">
     <w:nsid w:val="2C520C4F"/>
     <w:multiLevelType w:val="hybridMultilevel"/>
     <w:tmpl w:val="27D6896E"/>
@@ -2032,7 +2271,93 @@
       <w:lvlJc w:val="left"/>
     </w:lvl>
   </w:abstractNum>
-  <w:abstractNum w:abstractNumId="2" w15:restartNumberingAfterBreak="0">
+  <w:abstractNum w:abstractNumId="3" w15:restartNumberingAfterBreak="0">
+    <w:nsid w:val="3E601A99"/>
+    <w:multiLevelType w:val="multilevel"/>
+    <w:tmpl w:val="100A001F"/>
+    <w:lvl w:ilvl="0">
+      <w:start w:val="1"/>
+      <w:numFmt w:val="decimal"/>
+      <w:lvlText w:val="%1."/>
+      <w:lvlJc w:val="left"/>
+      <w:pPr>
+        <w:ind w:left="360" w:hanging="360"/>
+      </w:pPr>
+    </w:lvl>
+    <w:lvl w:ilvl="1">
+      <w:start w:val="1"/>
+      <w:numFmt w:val="decimal"/>
+      <w:lvlText w:val="%1.%2."/>
+      <w:lvlJc w:val="left"/>
+      <w:pPr>
+        <w:ind w:left="792" w:hanging="432"/>
+      </w:pPr>
+    </w:lvl>
+    <w:lvl w:ilvl="2">
+      <w:start w:val="1"/>
+      <w:numFmt w:val="decimal"/>
+      <w:lvlText w:val="%1.%2.%3."/>
+      <w:lvlJc w:val="left"/>
+      <w:pPr>
+        <w:ind w:left="1224" w:hanging="504"/>
+      </w:pPr>
+    </w:lvl>
+    <w:lvl w:ilvl="3">
+      <w:start w:val="1"/>
+      <w:numFmt w:val="decimal"/>
+      <w:lvlText w:val="%1.%2.%3.%4."/>
+      <w:lvlJc w:val="left"/>
+      <w:pPr>
+        <w:ind w:left="1728" w:hanging="648"/>
+      </w:pPr>
+    </w:lvl>
+    <w:lvl w:ilvl="4">
+      <w:start w:val="1"/>
+      <w:numFmt w:val="decimal"/>
+      <w:lvlText w:val="%1.%2.%3.%4.%5."/>
+      <w:lvlJc w:val="left"/>
+      <w:pPr>
+        <w:ind w:left="2232" w:hanging="792"/>
+      </w:pPr>
+    </w:lvl>
+    <w:lvl w:ilvl="5">
+      <w:start w:val="1"/>
+      <w:numFmt w:val="decimal"/>
+      <w:lvlText w:val="%1.%2.%3.%4.%5.%6."/>
+      <w:lvlJc w:val="left"/>
+      <w:pPr>
+        <w:ind w:left="2736" w:hanging="936"/>
+      </w:pPr>
+    </w:lvl>
+    <w:lvl w:ilvl="6">
+      <w:start w:val="1"/>
+      <w:numFmt w:val="decimal"/>
+      <w:lvlText w:val="%1.%2.%3.%4.%5.%6.%7."/>
+      <w:lvlJc w:val="left"/>
+      <w:pPr>
+        <w:ind w:left="3240" w:hanging="1080"/>
+      </w:pPr>
+    </w:lvl>
+    <w:lvl w:ilvl="7">
+      <w:start w:val="1"/>
+      <w:numFmt w:val="decimal"/>
+      <w:lvlText w:val="%1.%2.%3.%4.%5.%6.%7.%8."/>
+      <w:lvlJc w:val="left"/>
+      <w:pPr>
+        <w:ind w:left="3744" w:hanging="1224"/>
+      </w:pPr>
+    </w:lvl>
+    <w:lvl w:ilvl="8">
+      <w:start w:val="1"/>
+      <w:numFmt w:val="decimal"/>
+      <w:lvlText w:val="%1.%2.%3.%4.%5.%6.%7.%8.%9."/>
+      <w:lvlJc w:val="left"/>
+      <w:pPr>
+        <w:ind w:left="4320" w:hanging="1440"/>
+      </w:pPr>
+    </w:lvl>
+  </w:abstractNum>
+  <w:abstractNum w:abstractNumId="4" w15:restartNumberingAfterBreak="0">
     <w:nsid w:val="3E643C24"/>
     <w:multiLevelType w:val="hybridMultilevel"/>
     <w:tmpl w:val="BB1CB926"/>
@@ -2086,7 +2411,7 @@
       <w:lvlJc w:val="left"/>
     </w:lvl>
   </w:abstractNum>
-  <w:abstractNum w:abstractNumId="3" w15:restartNumberingAfterBreak="0">
+  <w:abstractNum w:abstractNumId="5" w15:restartNumberingAfterBreak="0">
     <w:nsid w:val="4948233C"/>
     <w:multiLevelType w:val="hybridMultilevel"/>
     <w:tmpl w:val="0CE40CAA"/>
@@ -2172,7 +2497,7 @@
       </w:pPr>
     </w:lvl>
   </w:abstractNum>
-  <w:abstractNum w:abstractNumId="4" w15:restartNumberingAfterBreak="0">
+  <w:abstractNum w:abstractNumId="6" w15:restartNumberingAfterBreak="0">
     <w:nsid w:val="6720113A"/>
     <w:multiLevelType w:val="multilevel"/>
     <w:tmpl w:val="100A001F"/>
@@ -2258,7 +2583,96 @@
       </w:pPr>
     </w:lvl>
   </w:abstractNum>
-  <w:abstractNum w:abstractNumId="5" w15:restartNumberingAfterBreak="0">
+  <w:abstractNum w:abstractNumId="7" w15:restartNumberingAfterBreak="0">
+    <w:nsid w:val="71CF5D64"/>
+    <w:multiLevelType w:val="hybridMultilevel"/>
+    <w:tmpl w:val="E5963690"/>
+    <w:lvl w:ilvl="0" w:tplc="100A000F">
+      <w:start w:val="1"/>
+      <w:numFmt w:val="decimal"/>
+      <w:lvlText w:val="%1."/>
+      <w:lvlJc w:val="left"/>
+      <w:pPr>
+        <w:ind w:left="720" w:hanging="360"/>
+      </w:pPr>
+      <w:rPr>
+        <w:rFonts w:hint="default"/>
+      </w:rPr>
+    </w:lvl>
+    <w:lvl w:ilvl="1" w:tplc="100A0019" w:tentative="1">
+      <w:start w:val="1"/>
+      <w:numFmt w:val="lowerLetter"/>
+      <w:lvlText w:val="%2."/>
+      <w:lvlJc w:val="left"/>
+      <w:pPr>
+        <w:ind w:left="1440" w:hanging="360"/>
+      </w:pPr>
+    </w:lvl>
+    <w:lvl w:ilvl="2" w:tplc="100A001B" w:tentative="1">
+      <w:start w:val="1"/>
+      <w:numFmt w:val="lowerRoman"/>
+      <w:lvlText w:val="%3."/>
+      <w:lvlJc w:val="right"/>
+      <w:pPr>
+        <w:ind w:left="2160" w:hanging="180"/>
+      </w:pPr>
+    </w:lvl>
+    <w:lvl w:ilvl="3" w:tplc="100A000F" w:tentative="1">
+      <w:start w:val="1"/>
+      <w:numFmt w:val="decimal"/>
+      <w:lvlText w:val="%4."/>
+      <w:lvlJc w:val="left"/>
+      <w:pPr>
+        <w:ind w:left="2880" w:hanging="360"/>
+      </w:pPr>
+    </w:lvl>
+    <w:lvl w:ilvl="4" w:tplc="100A0019" w:tentative="1">
+      <w:start w:val="1"/>
+      <w:numFmt w:val="lowerLetter"/>
+      <w:lvlText w:val="%5."/>
+      <w:lvlJc w:val="left"/>
+      <w:pPr>
+        <w:ind w:left="3600" w:hanging="360"/>
+      </w:pPr>
+    </w:lvl>
+    <w:lvl w:ilvl="5" w:tplc="100A001B" w:tentative="1">
+      <w:start w:val="1"/>
+      <w:numFmt w:val="lowerRoman"/>
+      <w:lvlText w:val="%6."/>
+      <w:lvlJc w:val="right"/>
+      <w:pPr>
+        <w:ind w:left="4320" w:hanging="180"/>
+      </w:pPr>
+    </w:lvl>
+    <w:lvl w:ilvl="6" w:tplc="100A000F" w:tentative="1">
+      <w:start w:val="1"/>
+      <w:numFmt w:val="decimal"/>
+      <w:lvlText w:val="%7."/>
+      <w:lvlJc w:val="left"/>
+      <w:pPr>
+        <w:ind w:left="5040" w:hanging="360"/>
+      </w:pPr>
+    </w:lvl>
+    <w:lvl w:ilvl="7" w:tplc="100A0019" w:tentative="1">
+      <w:start w:val="1"/>
+      <w:numFmt w:val="lowerLetter"/>
+      <w:lvlText w:val="%8."/>
+      <w:lvlJc w:val="left"/>
+      <w:pPr>
+        <w:ind w:left="5760" w:hanging="360"/>
+      </w:pPr>
+    </w:lvl>
+    <w:lvl w:ilvl="8" w:tplc="100A001B" w:tentative="1">
+      <w:start w:val="1"/>
+      <w:numFmt w:val="lowerRoman"/>
+      <w:lvlText w:val="%9."/>
+      <w:lvlJc w:val="right"/>
+      <w:pPr>
+        <w:ind w:left="6480" w:hanging="180"/>
+      </w:pPr>
+    </w:lvl>
+  </w:abstractNum>
+  <w:abstractNum w:abstractNumId="8" w15:restartNumberingAfterBreak="0">
     <w:nsid w:val="7A46115F"/>
     <w:multiLevelType w:val="multilevel"/>
     <w:tmpl w:val="100A001F"/>
@@ -2344,7 +2758,7 @@
       </w:pPr>
     </w:lvl>
   </w:abstractNum>
-  <w:abstractNum w:abstractNumId="6" w15:restartNumberingAfterBreak="0">
+  <w:abstractNum w:abstractNumId="9" w15:restartNumberingAfterBreak="0">
     <w:nsid w:val="7C3C568B"/>
     <w:multiLevelType w:val="multilevel"/>
     <w:tmpl w:val="100A001F"/>
@@ -2431,31 +2845,40 @@
     </w:lvl>
   </w:abstractNum>
   <w:num w:numId="1" w16cid:durableId="1793281716">
-    <w:abstractNumId w:val="3"/>
+    <w:abstractNumId w:val="5"/>
     <w:lvlOverride w:ilvl="0">
       <w:startOverride w:val="1"/>
     </w:lvlOverride>
   </w:num>
   <w:num w:numId="2" w16cid:durableId="1030181011">
-    <w:abstractNumId w:val="1"/>
+    <w:abstractNumId w:val="2"/>
   </w:num>
   <w:num w:numId="3" w16cid:durableId="1379091933">
-    <w:abstractNumId w:val="4"/>
+    <w:abstractNumId w:val="6"/>
   </w:num>
   <w:num w:numId="4" w16cid:durableId="419063460">
-    <w:abstractNumId w:val="6"/>
+    <w:abstractNumId w:val="9"/>
   </w:num>
   <w:num w:numId="5" w16cid:durableId="502358559">
-    <w:abstractNumId w:val="5"/>
+    <w:abstractNumId w:val="8"/>
   </w:num>
   <w:num w:numId="6" w16cid:durableId="648941793">
-    <w:abstractNumId w:val="1"/>
+    <w:abstractNumId w:val="2"/>
   </w:num>
   <w:num w:numId="7" w16cid:durableId="1714768216">
-    <w:abstractNumId w:val="2"/>
+    <w:abstractNumId w:val="4"/>
   </w:num>
   <w:num w:numId="8" w16cid:durableId="1746566613">
     <w:abstractNumId w:val="0"/>
+  </w:num>
+  <w:num w:numId="9" w16cid:durableId="494691322">
+    <w:abstractNumId w:val="3"/>
+  </w:num>
+  <w:num w:numId="10" w16cid:durableId="449125493">
+    <w:abstractNumId w:val="1"/>
+  </w:num>
+  <w:num w:numId="11" w16cid:durableId="1279098317">
+    <w:abstractNumId w:val="7"/>
   </w:num>
 </w:numbering>
 </file>
